--- a/swe/CSE355_Meeting_Agenda_1.docx
+++ b/swe/CSE355_Meeting_Agenda_1.docx
@@ -1,6 +1,6 @@
 
 <file path=word/document.xml><?xml version="1.0" encoding="utf-8"?>
-<w:document xmlns:wpc="http://schemas.microsoft.com/office/word/2010/wordprocessingCanvas" xmlns:cx="http://schemas.microsoft.com/office/drawing/2014/chartex" xmlns:cx1="http://schemas.microsoft.com/office/drawing/2015/9/8/chartex" xmlns:cx2="http://schemas.microsoft.com/office/drawing/2015/10/21/chartex" xmlns:cx3="http://schemas.microsoft.com/office/drawing/2016/5/9/chartex" xmlns:cx4="http://schemas.microsoft.com/office/drawing/2016/5/10/chartex" xmlns:cx5="http://schemas.microsoft.com/office/drawing/2016/5/11/chartex" xmlns:cx6="http://schemas.microsoft.com/office/drawing/2016/5/12/chartex" xmlns:cx7="http://schemas.microsoft.com/office/drawing/2016/5/13/chartex" xmlns:cx8="http://schemas.microsoft.com/office/drawing/2016/5/14/chartex" xmlns:mc="http://schemas.openxmlformats.org/markup-compatibility/2006" xmlns:aink="http://schemas.microsoft.com/office/drawing/2016/ink" xmlns:am3d="http://schemas.microsoft.com/office/drawing/2017/model3d" xmlns:o="urn:schemas-microsoft-com:office:office" xmlns:r="http://schemas.openxmlformats.org/officeDocument/2006/relationships" xmlns:m="http://schemas.openxmlformats.org/officeDocument/2006/math" xmlns:v="urn:schemas-microsoft-com:vml" xmlns:wp14="http://schemas.microsoft.com/office/word/2010/wordprocessingDrawing" xmlns:wp="http://schemas.openxmlformats.org/drawingml/2006/wordprocessingDrawing" xmlns:w10="urn:schemas-microsoft-com:office:word" xmlns:w="http://schemas.openxmlformats.org/wordprocessingml/2006/main" xmlns:w14="http://schemas.microsoft.com/office/word/2010/wordml" xmlns:w15="http://schemas.microsoft.com/office/word/2012/wordml" xmlns:w16cex="http://schemas.microsoft.com/office/word/2018/wordml/cex" xmlns:w16cid="http://schemas.microsoft.com/office/word/2016/wordml/cid" xmlns:w16="http://schemas.microsoft.com/office/word/2018/wordml" xmlns:w16se="http://schemas.microsoft.com/office/word/2015/wordml/symex" xmlns:wpg="http://schemas.microsoft.com/office/word/2010/wordprocessingGroup" xmlns:wpi="http://schemas.microsoft.com/office/word/2010/wordprocessingInk" xmlns:wne="http://schemas.microsoft.com/office/word/2006/wordml" xmlns:wps="http://schemas.microsoft.com/office/word/2010/wordprocessingShape" mc:Ignorable="w14 w15 w16se w16cid w16 w16cex wp14">
+<w:document xmlns:wpc="http://schemas.microsoft.com/office/word/2010/wordprocessingCanvas" xmlns:cx="http://schemas.microsoft.com/office/drawing/2014/chartex" xmlns:cx1="http://schemas.microsoft.com/office/drawing/2015/9/8/chartex" xmlns:cx2="http://schemas.microsoft.com/office/drawing/2015/10/21/chartex" xmlns:cx3="http://schemas.microsoft.com/office/drawing/2016/5/9/chartex" xmlns:cx4="http://schemas.microsoft.com/office/drawing/2016/5/10/chartex" xmlns:cx5="http://schemas.microsoft.com/office/drawing/2016/5/11/chartex" xmlns:cx6="http://schemas.microsoft.com/office/drawing/2016/5/12/chartex" xmlns:cx7="http://schemas.microsoft.com/office/drawing/2016/5/13/chartex" xmlns:cx8="http://schemas.microsoft.com/office/drawing/2016/5/14/chartex" xmlns:mc="http://schemas.openxmlformats.org/markup-compatibility/2006" xmlns:aink="http://schemas.microsoft.com/office/drawing/2016/ink" xmlns:am3d="http://schemas.microsoft.com/office/drawing/2017/model3d" xmlns:o="urn:schemas-microsoft-com:office:office" xmlns:r="http://schemas.openxmlformats.org/officeDocument/2006/relationships" xmlns:m="http://schemas.openxmlformats.org/officeDocument/2006/math" xmlns:v="urn:schemas-microsoft-com:vml" xmlns:wp14="http://schemas.microsoft.com/office/word/2010/wordprocessingDrawing" xmlns:wp="http://schemas.openxmlformats.org/drawingml/2006/wordprocessingDrawing" xmlns:w10="urn:schemas-microsoft-com:office:word" xmlns:w="http://schemas.openxmlformats.org/wordprocessingml/2006/main" xmlns:w14="http://schemas.microsoft.com/office/word/2010/wordml" xmlns:w15="http://schemas.microsoft.com/office/word/2012/wordml" xmlns:w16cid="http://schemas.microsoft.com/office/word/2016/wordml/cid" xmlns:w16se="http://schemas.microsoft.com/office/word/2015/wordml/symex" xmlns:wpg="http://schemas.microsoft.com/office/word/2010/wordprocessingGroup" xmlns:wpi="http://schemas.microsoft.com/office/word/2010/wordprocessingInk" xmlns:wne="http://schemas.microsoft.com/office/word/2006/wordml" xmlns:wps="http://schemas.microsoft.com/office/word/2010/wordprocessingShape" mc:Ignorable="w14 w15 w16se w16cid wp14">
   <w:body>
     <w:p>
       <w:pPr>
@@ -55,7 +55,7 @@
           <w:sz w:val="24"/>
           <w:szCs w:val="24"/>
         </w:rPr>
-        <w:t>30</w:t>
+        <w:t>05</w:t>
       </w:r>
       <w:r>
         <w:rPr>
@@ -71,39 +71,55 @@
           <w:sz w:val="24"/>
           <w:szCs w:val="24"/>
         </w:rPr>
-        <w:t>October</w:t>
-      </w:r>
-      <w:r>
-        <w:rPr>
-          <w:rFonts w:ascii="Courier New" w:eastAsia="Courier New" w:hAnsi="Courier New" w:cs="Courier New"/>
-          <w:sz w:val="24"/>
-          <w:szCs w:val="24"/>
-        </w:rPr>
-        <w:t xml:space="preserve">-2019 at </w:t>
-      </w:r>
-      <w:r>
-        <w:rPr>
-          <w:rFonts w:ascii="Courier New" w:eastAsia="Courier New" w:hAnsi="Courier New" w:cs="Courier New"/>
-          <w:sz w:val="24"/>
-          <w:szCs w:val="24"/>
-        </w:rPr>
-        <w:t>11</w:t>
-      </w:r>
-      <w:r>
-        <w:rPr>
-          <w:rFonts w:ascii="Courier New" w:eastAsia="Courier New" w:hAnsi="Courier New" w:cs="Courier New"/>
-          <w:sz w:val="24"/>
-          <w:szCs w:val="24"/>
-        </w:rPr>
-        <w:t xml:space="preserve">:30 in </w:t>
-      </w:r>
-      <w:r>
-        <w:rPr>
-          <w:rFonts w:ascii="Courier New" w:eastAsia="Courier New" w:hAnsi="Courier New" w:cs="Courier New"/>
-          <w:sz w:val="24"/>
-          <w:szCs w:val="24"/>
-        </w:rPr>
-        <w:t>CSE102</w:t>
+        <w:t>March</w:t>
+      </w:r>
+      <w:r>
+        <w:rPr>
+          <w:rFonts w:ascii="Courier New" w:eastAsia="Courier New" w:hAnsi="Courier New" w:cs="Courier New"/>
+          <w:sz w:val="24"/>
+          <w:szCs w:val="24"/>
+        </w:rPr>
+        <w:t>-20</w:t>
+      </w:r>
+      <w:r>
+        <w:rPr>
+          <w:rFonts w:ascii="Courier New" w:eastAsia="Courier New" w:hAnsi="Courier New" w:cs="Courier New"/>
+          <w:sz w:val="24"/>
+          <w:szCs w:val="24"/>
+        </w:rPr>
+        <w:t>20</w:t>
+      </w:r>
+      <w:r>
+        <w:rPr>
+          <w:rFonts w:ascii="Courier New" w:eastAsia="Courier New" w:hAnsi="Courier New" w:cs="Courier New"/>
+          <w:sz w:val="24"/>
+          <w:szCs w:val="24"/>
+        </w:rPr>
+        <w:t xml:space="preserve"> at </w:t>
+      </w:r>
+      <w:r>
+        <w:rPr>
+          <w:rFonts w:ascii="Courier New" w:eastAsia="Courier New" w:hAnsi="Courier New" w:cs="Courier New"/>
+          <w:sz w:val="24"/>
+          <w:szCs w:val="24"/>
+        </w:rPr>
+        <w:t>04:00 PM</w:t>
+      </w:r>
+      <w:r>
+        <w:rPr>
+          <w:rFonts w:ascii="Courier New" w:eastAsia="Courier New" w:hAnsi="Courier New" w:cs="Courier New"/>
+          <w:sz w:val="24"/>
+          <w:szCs w:val="24"/>
+        </w:rPr>
+        <w:t xml:space="preserve"> in </w:t>
+      </w:r>
+      <w:r>
+        <w:rPr>
+          <w:rFonts w:ascii="Courier New" w:eastAsia="Courier New" w:hAnsi="Courier New" w:cs="Courier New"/>
+          <w:sz w:val="24"/>
+          <w:szCs w:val="24"/>
+        </w:rPr>
+        <w:t>ZOOM</w:t>
       </w:r>
     </w:p>
     <w:p>
@@ -115,6 +131,8 @@
           <w:szCs w:val="24"/>
         </w:rPr>
       </w:pPr>
+      <w:bookmarkStart w:id="1" w:name="_GoBack"/>
+      <w:bookmarkEnd w:id="1"/>
     </w:p>
     <w:p>
       <w:pPr>
@@ -268,7 +286,25 @@
           <w:sz w:val="23"/>
           <w:szCs w:val="23"/>
         </w:rPr>
-        <w:t>Everyone should be able to use git, github wiki’s, Trello, Slack.</w:t>
+        <w:t xml:space="preserve">Everyone should be able to use git, </w:t>
+      </w:r>
+      <w:proofErr w:type="spellStart"/>
+      <w:r>
+        <w:rPr>
+          <w:rFonts w:ascii="Courier New" w:eastAsia="Courier New" w:hAnsi="Courier New" w:cs="Courier New"/>
+          <w:sz w:val="23"/>
+          <w:szCs w:val="23"/>
+        </w:rPr>
+        <w:t>github</w:t>
+      </w:r>
+      <w:proofErr w:type="spellEnd"/>
+      <w:r>
+        <w:rPr>
+          <w:rFonts w:ascii="Courier New" w:eastAsia="Courier New" w:hAnsi="Courier New" w:cs="Courier New"/>
+          <w:sz w:val="23"/>
+          <w:szCs w:val="23"/>
+        </w:rPr>
+        <w:t xml:space="preserve"> wiki’s, Trello, Slack.</w:t>
       </w:r>
     </w:p>
     <w:p>
@@ -650,7 +686,43 @@
           <w:sz w:val="24"/>
           <w:szCs w:val="24"/>
         </w:rPr>
-        <w:t>Need a github account for this project. One team member will create a repo in github and invite the rest of the team members.</w:t>
+        <w:t xml:space="preserve">Need a </w:t>
+      </w:r>
+      <w:proofErr w:type="spellStart"/>
+      <w:r>
+        <w:rPr>
+          <w:rFonts w:ascii="Courier New" w:eastAsia="Courier New" w:hAnsi="Courier New" w:cs="Courier New"/>
+          <w:sz w:val="24"/>
+          <w:szCs w:val="24"/>
+        </w:rPr>
+        <w:t>github</w:t>
+      </w:r>
+      <w:proofErr w:type="spellEnd"/>
+      <w:r>
+        <w:rPr>
+          <w:rFonts w:ascii="Courier New" w:eastAsia="Courier New" w:hAnsi="Courier New" w:cs="Courier New"/>
+          <w:sz w:val="24"/>
+          <w:szCs w:val="24"/>
+        </w:rPr>
+        <w:t xml:space="preserve"> account for this project. One team member will create a repo in </w:t>
+      </w:r>
+      <w:proofErr w:type="spellStart"/>
+      <w:r>
+        <w:rPr>
+          <w:rFonts w:ascii="Courier New" w:eastAsia="Courier New" w:hAnsi="Courier New" w:cs="Courier New"/>
+          <w:sz w:val="24"/>
+          <w:szCs w:val="24"/>
+        </w:rPr>
+        <w:t>github</w:t>
+      </w:r>
+      <w:proofErr w:type="spellEnd"/>
+      <w:r>
+        <w:rPr>
+          <w:rFonts w:ascii="Courier New" w:eastAsia="Courier New" w:hAnsi="Courier New" w:cs="Courier New"/>
+          <w:sz w:val="24"/>
+          <w:szCs w:val="24"/>
+        </w:rPr>
+        <w:t xml:space="preserve"> and invite the rest of the team members.</w:t>
       </w:r>
     </w:p>
     <w:p>
@@ -687,7 +759,25 @@
           <w:sz w:val="24"/>
           <w:szCs w:val="24"/>
         </w:rPr>
-        <w:t>Need github wiki pages to document project details.</w:t>
+        <w:t xml:space="preserve">Need </w:t>
+      </w:r>
+      <w:proofErr w:type="spellStart"/>
+      <w:r>
+        <w:rPr>
+          <w:rFonts w:ascii="Courier New" w:eastAsia="Courier New" w:hAnsi="Courier New" w:cs="Courier New"/>
+          <w:sz w:val="24"/>
+          <w:szCs w:val="24"/>
+        </w:rPr>
+        <w:t>github</w:t>
+      </w:r>
+      <w:proofErr w:type="spellEnd"/>
+      <w:r>
+        <w:rPr>
+          <w:rFonts w:ascii="Courier New" w:eastAsia="Courier New" w:hAnsi="Courier New" w:cs="Courier New"/>
+          <w:sz w:val="24"/>
+          <w:szCs w:val="24"/>
+        </w:rPr>
+        <w:t xml:space="preserve"> wiki pages to document project details.</w:t>
       </w:r>
     </w:p>
     <w:p>
@@ -984,7 +1074,7 @@
 </file>
 
 <file path=word/numbering.xml><?xml version="1.0" encoding="utf-8"?>
-<w:numbering xmlns:wpc="http://schemas.microsoft.com/office/word/2010/wordprocessingCanvas" xmlns:cx="http://schemas.microsoft.com/office/drawing/2014/chartex" xmlns:cx1="http://schemas.microsoft.com/office/drawing/2015/9/8/chartex" xmlns:cx2="http://schemas.microsoft.com/office/drawing/2015/10/21/chartex" xmlns:cx3="http://schemas.microsoft.com/office/drawing/2016/5/9/chartex" xmlns:cx4="http://schemas.microsoft.com/office/drawing/2016/5/10/chartex" xmlns:cx5="http://schemas.microsoft.com/office/drawing/2016/5/11/chartex" xmlns:cx6="http://schemas.microsoft.com/office/drawing/2016/5/12/chartex" xmlns:cx7="http://schemas.microsoft.com/office/drawing/2016/5/13/chartex" xmlns:cx8="http://schemas.microsoft.com/office/drawing/2016/5/14/chartex" xmlns:mc="http://schemas.openxmlformats.org/markup-compatibility/2006" xmlns:aink="http://schemas.microsoft.com/office/drawing/2016/ink" xmlns:am3d="http://schemas.microsoft.com/office/drawing/2017/model3d" xmlns:o="urn:schemas-microsoft-com:office:office" xmlns:r="http://schemas.openxmlformats.org/officeDocument/2006/relationships" xmlns:m="http://schemas.openxmlformats.org/officeDocument/2006/math" xmlns:v="urn:schemas-microsoft-com:vml" xmlns:wp14="http://schemas.microsoft.com/office/word/2010/wordprocessingDrawing" xmlns:wp="http://schemas.openxmlformats.org/drawingml/2006/wordprocessingDrawing" xmlns:w10="urn:schemas-microsoft-com:office:word" xmlns:w="http://schemas.openxmlformats.org/wordprocessingml/2006/main" xmlns:w14="http://schemas.microsoft.com/office/word/2010/wordml" xmlns:w15="http://schemas.microsoft.com/office/word/2012/wordml" xmlns:w16cex="http://schemas.microsoft.com/office/word/2018/wordml/cex" xmlns:w16cid="http://schemas.microsoft.com/office/word/2016/wordml/cid" xmlns:w16="http://schemas.microsoft.com/office/word/2018/wordml" xmlns:w16se="http://schemas.microsoft.com/office/word/2015/wordml/symex" xmlns:wpg="http://schemas.microsoft.com/office/word/2010/wordprocessingGroup" xmlns:wpi="http://schemas.microsoft.com/office/word/2010/wordprocessingInk" xmlns:wne="http://schemas.microsoft.com/office/word/2006/wordml" xmlns:wps="http://schemas.microsoft.com/office/word/2010/wordprocessingShape" mc:Ignorable="w14 w15 w16se w16cid w16 w16cex wp14">
+<w:numbering xmlns:wpc="http://schemas.microsoft.com/office/word/2010/wordprocessingCanvas" xmlns:cx="http://schemas.microsoft.com/office/drawing/2014/chartex" xmlns:cx1="http://schemas.microsoft.com/office/drawing/2015/9/8/chartex" xmlns:cx2="http://schemas.microsoft.com/office/drawing/2015/10/21/chartex" xmlns:cx3="http://schemas.microsoft.com/office/drawing/2016/5/9/chartex" xmlns:cx4="http://schemas.microsoft.com/office/drawing/2016/5/10/chartex" xmlns:cx5="http://schemas.microsoft.com/office/drawing/2016/5/11/chartex" xmlns:cx6="http://schemas.microsoft.com/office/drawing/2016/5/12/chartex" xmlns:cx7="http://schemas.microsoft.com/office/drawing/2016/5/13/chartex" xmlns:cx8="http://schemas.microsoft.com/office/drawing/2016/5/14/chartex" xmlns:mc="http://schemas.openxmlformats.org/markup-compatibility/2006" xmlns:aink="http://schemas.microsoft.com/office/drawing/2016/ink" xmlns:am3d="http://schemas.microsoft.com/office/drawing/2017/model3d" xmlns:o="urn:schemas-microsoft-com:office:office" xmlns:r="http://schemas.openxmlformats.org/officeDocument/2006/relationships" xmlns:m="http://schemas.openxmlformats.org/officeDocument/2006/math" xmlns:v="urn:schemas-microsoft-com:vml" xmlns:wp14="http://schemas.microsoft.com/office/word/2010/wordprocessingDrawing" xmlns:wp="http://schemas.openxmlformats.org/drawingml/2006/wordprocessingDrawing" xmlns:w10="urn:schemas-microsoft-com:office:word" xmlns:w="http://schemas.openxmlformats.org/wordprocessingml/2006/main" xmlns:w14="http://schemas.microsoft.com/office/word/2010/wordml" xmlns:w15="http://schemas.microsoft.com/office/word/2012/wordml" xmlns:w16cid="http://schemas.microsoft.com/office/word/2016/wordml/cid" xmlns:w16se="http://schemas.microsoft.com/office/word/2015/wordml/symex" xmlns:wpg="http://schemas.microsoft.com/office/word/2010/wordprocessingGroup" xmlns:wpi="http://schemas.microsoft.com/office/word/2010/wordprocessingInk" xmlns:wne="http://schemas.microsoft.com/office/word/2006/wordml" xmlns:wps="http://schemas.microsoft.com/office/word/2010/wordprocessingShape" mc:Ignorable="w14 w15 w16se w16cid wp14">
   <w:abstractNum w:abstractNumId="0" w15:restartNumberingAfterBreak="0">
     <w:nsid w:val="19495CFF"/>
     <w:multiLevelType w:val="hybridMultilevel"/>
@@ -1160,7 +1250,7 @@
 </file>
 
 <file path=word/styles.xml><?xml version="1.0" encoding="utf-8"?>
-<w:styles xmlns:mc="http://schemas.openxmlformats.org/markup-compatibility/2006" xmlns:r="http://schemas.openxmlformats.org/officeDocument/2006/relationships" xmlns:w="http://schemas.openxmlformats.org/wordprocessingml/2006/main" xmlns:w14="http://schemas.microsoft.com/office/word/2010/wordml" xmlns:w15="http://schemas.microsoft.com/office/word/2012/wordml" xmlns:w16cex="http://schemas.microsoft.com/office/word/2018/wordml/cex" xmlns:w16cid="http://schemas.microsoft.com/office/word/2016/wordml/cid" xmlns:w16="http://schemas.microsoft.com/office/word/2018/wordml" xmlns:w16se="http://schemas.microsoft.com/office/word/2015/wordml/symex" mc:Ignorable="w14 w15 w16se w16cid w16 w16cex">
+<w:styles xmlns:mc="http://schemas.openxmlformats.org/markup-compatibility/2006" xmlns:r="http://schemas.openxmlformats.org/officeDocument/2006/relationships" xmlns:w="http://schemas.openxmlformats.org/wordprocessingml/2006/main" xmlns:w14="http://schemas.microsoft.com/office/word/2010/wordml" xmlns:w15="http://schemas.microsoft.com/office/word/2012/wordml" xmlns:w16cid="http://schemas.microsoft.com/office/word/2016/wordml/cid" xmlns:w16se="http://schemas.microsoft.com/office/word/2015/wordml/symex" mc:Ignorable="w14 w15 w16se w16cid">
   <w:docDefaults>
     <w:rPrDefault>
       <w:rPr>
@@ -1172,7 +1262,7 @@
     </w:rPrDefault>
     <w:pPrDefault/>
   </w:docDefaults>
-  <w:latentStyles w:defLockedState="0" w:defUIPriority="99" w:defSemiHidden="0" w:defUnhideWhenUsed="0" w:defQFormat="0" w:count="376">
+  <w:latentStyles w:defLockedState="0" w:defUIPriority="99" w:defSemiHidden="0" w:defUnhideWhenUsed="0" w:defQFormat="0" w:count="377">
     <w:lsdException w:name="Normal" w:uiPriority="0" w:qFormat="1"/>
     <w:lsdException w:name="heading 1" w:uiPriority="9" w:qFormat="1"/>
     <w:lsdException w:name="heading 2" w:semiHidden="1" w:uiPriority="9" w:unhideWhenUsed="1" w:qFormat="1"/>
@@ -1320,11 +1410,12 @@
     <w:lsdException w:name="Table Contemporary" w:semiHidden="1" w:unhideWhenUsed="1"/>
     <w:lsdException w:name="Table Elegant" w:semiHidden="1" w:unhideWhenUsed="1"/>
     <w:lsdException w:name="Table Professional" w:semiHidden="1" w:unhideWhenUsed="1"/>
+    <w:lsdException w:name="Table Subtle 1" w:semiHidden="1" w:unhideWhenUsed="1"/>
     <w:lsdException w:name="Table Subtle 2" w:semiHidden="1" w:unhideWhenUsed="1"/>
     <w:lsdException w:name="Table Web 1" w:semiHidden="1" w:unhideWhenUsed="1"/>
+    <w:lsdException w:name="Table Web 2" w:semiHidden="1" w:unhideWhenUsed="1"/>
     <w:lsdException w:name="Balloon Text" w:semiHidden="1" w:unhideWhenUsed="1"/>
     <w:lsdException w:name="Table Grid" w:uiPriority="59"/>
-    <w:lsdException w:name="Table Theme" w:semiHidden="1" w:unhideWhenUsed="1"/>
     <w:lsdException w:name="Placeholder Text" w:semiHidden="1"/>
     <w:lsdException w:name="No Spacing" w:uiPriority="1" w:qFormat="1"/>
     <w:lsdException w:name="Light Shading" w:uiPriority="60"/>
@@ -1545,6 +1636,7 @@
     <w:lsdException w:name="Hashtag" w:semiHidden="1" w:unhideWhenUsed="1"/>
     <w:lsdException w:name="Unresolved Mention" w:semiHidden="1" w:unhideWhenUsed="1"/>
     <w:lsdException w:name="Smart Link" w:semiHidden="1" w:unhideWhenUsed="1"/>
+    <w:lsdException w:name="Smart Link Error" w:semiHidden="1" w:unhideWhenUsed="1"/>
   </w:latentStyles>
   <w:style w:type="paragraph" w:default="1" w:styleId="Normal">
     <w:name w:val="Normal"/>
